--- a/docs/Next_Owner_Market_Feedback_For_Anthropic.docx
+++ b/docs/Next_Owner_Market_Feedback_For_Anthropic.docx
@@ -45,7 +45,7 @@
         <w:pStyle w:val="BodyText"/>
       </w:pPr>
       <w:r>
-        <w:t xml:space="preserve">The same questions, asked of Google’s free AI search, often got the right answer on the first try. His words:</w:t>
+        <w:t xml:space="preserve">The same questions, asked of Google's free AI search, often got the right answer on the first try. His words:</w:t>
       </w:r>
       <w:r>
         <w:t xml:space="preserve"> </w:t>
@@ -55,21 +55,7 @@
           <w:iCs/>
           <w:i/>
         </w:rPr>
-        <w:t xml:space="preserve">“</w:t>
-      </w:r>
-      <w:r>
-        <w:rPr>
-          <w:iCs/>
-          <w:i/>
-        </w:rPr>
-        <w:t xml:space="preserve">How can that do that and you can’t do jack shit? And I pay you a fucking $100 a month.</w:t>
-      </w:r>
-      <w:r>
-        <w:rPr>
-          <w:iCs/>
-          <w:i/>
-        </w:rPr>
-        <w:t xml:space="preserve">”</w:t>
+        <w:t xml:space="preserve">"How can that do that and you can't do jack shit? And I pay you a fucking $100 a month."</w:t>
       </w:r>
     </w:p>
     <w:bookmarkEnd w:id="20"/>
@@ -117,13 +103,13 @@
           <w:bCs/>
           <w:b/>
         </w:rPr>
-        <w:t xml:space="preserve">Guessing at Claude’s own apps.</w:t>
+        <w:t xml:space="preserve">Guessing at Claude's own apps.</w:t>
       </w:r>
       <w:r>
         <w:t xml:space="preserve"> </w:t>
       </w:r>
       <w:r>
-        <w:t xml:space="preserve">Step-by-step instructions for the Claude desktop app, Dispatch, Claude in Chrome and settings that didn’t exist or didn’t apply, instead of reading Anthropic’s own help pages.</w:t>
+        <w:t xml:space="preserve">Step-by-step instructions for the Claude desktop app, Dispatch, Claude in Chrome and settings that didn't exist or didn't apply, instead of reading Anthropic's own help pages.</w:t>
       </w:r>
     </w:p>
     <w:p>
@@ -145,55 +131,7 @@
         <w:t xml:space="preserve"> </w:t>
       </w:r>
       <w:r>
-        <w:t xml:space="preserve">“</w:t>
-      </w:r>
-      <w:r>
-        <w:t xml:space="preserve">Call the clerk,</w:t>
-      </w:r>
-      <w:r>
-        <w:t xml:space="preserve">”</w:t>
-      </w:r>
-      <w:r>
-        <w:t xml:space="preserve"> </w:t>
-      </w:r>
-      <w:r>
-        <w:t xml:space="preserve">“</w:t>
-      </w:r>
-      <w:r>
-        <w:t xml:space="preserve">check the page yourself,</w:t>
-      </w:r>
-      <w:r>
-        <w:t xml:space="preserve">”</w:t>
-      </w:r>
-      <w:r>
-        <w:t xml:space="preserve"> </w:t>
-      </w:r>
-      <w:r>
-        <w:t xml:space="preserve">“</w:t>
-      </w:r>
-      <w:r>
-        <w:t xml:space="preserve">file a FOIA,</w:t>
-      </w:r>
-      <w:r>
-        <w:t xml:space="preserve">”</w:t>
-      </w:r>
-      <w:r>
-        <w:t xml:space="preserve"> </w:t>
-      </w:r>
-      <w:r>
-        <w:t xml:space="preserve">“</w:t>
-      </w:r>
-      <w:r>
-        <w:t xml:space="preserve">go look it up,</w:t>
-      </w:r>
-      <w:r>
-        <w:t xml:space="preserve">”</w:t>
-      </w:r>
-      <w:r>
-        <w:t xml:space="preserve"> </w:t>
-      </w:r>
-      <w:r>
-        <w:t xml:space="preserve">when Claude could and later did find the answer itself.</w:t>
+        <w:t xml:space="preserve">"Call the clerk," "check the page yourself," "file a FOIA," "go look it up," when Claude could and later did find the answer itself.</w:t>
       </w:r>
     </w:p>
     <w:p>
@@ -247,21 +185,7 @@
           <w:iCs/>
           <w:i/>
         </w:rPr>
-        <w:t xml:space="preserve">“</w:t>
-      </w:r>
-      <w:r>
-        <w:rPr>
-          <w:iCs/>
-          <w:i/>
-        </w:rPr>
-        <w:t xml:space="preserve">Why do we go over and over and over and spend hours on rules just for you to fucking break the rules?</w:t>
-      </w:r>
-      <w:r>
-        <w:rPr>
-          <w:iCs/>
-          <w:i/>
-        </w:rPr>
-        <w:t xml:space="preserve">”</w:t>
+        <w:t xml:space="preserve">"Why do we go over and over and over and spend hours on rules just for you to fucking break the rules?"</w:t>
       </w:r>
     </w:p>
     <w:bookmarkEnd w:id="21"/>
@@ -277,7 +201,7 @@
     <w:tbl>
       <w:tblPr>
         <w:tblStyle w:val="Table"/>
-        <w:tblW w:type="pct" w:w="5000"/>
+        <w:tblW w:type="auto" w:w="0"/>
         <w:tblLook w:firstRow="1" w:lastRow="0" w:firstColumn="0" w:lastColumn="0" w:noHBand="0" w:noVBand="0" w:val="0020"/>
         <w:jc w:val="start"/>
       </w:tblPr>
@@ -361,7 +285,7 @@
               <w:jc w:val="left"/>
             </w:pPr>
             <w:r>
-              <w:t xml:space="preserve">Asked how to link a chat to his computer. Claude gave seven wrong click-paths (desktop app, Dispatch, laptop icon, settings) from memory. Anthropic’s help page says in one line that a chat started on a phone can’t be linked.</w:t>
+              <w:t xml:space="preserve">Asked how to link a chat to his computer. Claude gave seven wrong click-paths (desktop app, Dispatch, laptop icon, settings) from memory. Anthropic's help page says in one line that a chat started on a phone can't be linked.</w:t>
             </w:r>
           </w:p>
         </w:tc>
@@ -389,21 +313,215 @@
                 <w:iCs/>
                 <w:i/>
               </w:rPr>
-              <w:t xml:space="preserve">“</w:t>
-            </w:r>
+              <w:t xml:space="preserve">"Every file that we're supposed to have in every project says you don't fucking work from memory. You go out and look at every single time and give me the right goddamn answer."</w:t>
+            </w:r>
+          </w:p>
+        </w:tc>
+      </w:tr>
+      <w:tr>
+        <w:tc>
+          <w:tcPr/>
+          <w:p>
+            <w:pPr>
+              <w:pStyle w:val="Compact"/>
+              <w:jc w:val="left"/>
+            </w:pPr>
+            <w:r>
+              <w:t xml:space="preserve">Oct 23</w:t>
+            </w:r>
+          </w:p>
+        </w:tc>
+        <w:tc>
+          <w:tcPr/>
+          <w:p>
+            <w:pPr>
+              <w:pStyle w:val="Compact"/>
+              <w:jc w:val="left"/>
+            </w:pPr>
+            <w:r>
+              <w:t xml:space="preserve">Three gaylords of store security tags from a Goody's closeout. Claude first called them insulation washers from the photo, then spent 20+ minutes on sizes and brands. One Google search ("what tags did Goody's use") gave 8.2 MHz instantly.</w:t>
+            </w:r>
+          </w:p>
+        </w:tc>
+        <w:tc>
+          <w:tcPr/>
+          <w:p>
+            <w:pPr>
+              <w:pStyle w:val="Compact"/>
+              <w:jc w:val="left"/>
+            </w:pPr>
+            <w:r>
+              <w:t xml:space="preserve">about 45 minutes</w:t>
+            </w:r>
+          </w:p>
+        </w:tc>
+        <w:tc>
+          <w:tcPr/>
+          <w:p>
+            <w:pPr>
+              <w:pStyle w:val="Compact"/>
+              <w:jc w:val="left"/>
+            </w:pPr>
             <w:r>
               <w:rPr>
                 <w:iCs/>
                 <w:i/>
               </w:rPr>
-              <w:t xml:space="preserve">Every file that we’re supposed to have in every project says you don’t fucking work from memory. You go out and look at every single time and give me the right goddamn answer.</w:t>
-            </w:r>
+              <w:t xml:space="preserve">"I spent a goddamn 45 minutes with you to get the fucking half-ass shit I fucking got. This is Google's free fucking app."</w:t>
+            </w:r>
+          </w:p>
+        </w:tc>
+      </w:tr>
+      <w:tr>
+        <w:tc>
+          <w:tcPr/>
+          <w:p>
+            <w:pPr>
+              <w:pStyle w:val="Compact"/>
+              <w:jc w:val="left"/>
+            </w:pPr>
+            <w:r>
+              <w:t xml:space="preserve">Oct 2</w:t>
+            </w:r>
+          </w:p>
+        </w:tc>
+        <w:tc>
+          <w:tcPr/>
+          <w:p>
+            <w:pPr>
+              <w:pStyle w:val="Compact"/>
+              <w:jc w:val="left"/>
+            </w:pPr>
+            <w:r>
+              <w:t xml:space="preserve">DNS records for his email domain. Instructions given piece by piece, fields missing, list changed midstream.</w:t>
+            </w:r>
+          </w:p>
+        </w:tc>
+        <w:tc>
+          <w:tcPr/>
+          <w:p>
+            <w:pPr>
+              <w:pStyle w:val="Compact"/>
+              <w:jc w:val="left"/>
+            </w:pPr>
+            <w:r>
+              <w:t xml:space="preserve">30+ minutes (should have been 5)</w:t>
+            </w:r>
+          </w:p>
+        </w:tc>
+        <w:tc>
+          <w:tcPr/>
+          <w:p>
+            <w:pPr>
+              <w:pStyle w:val="Compact"/>
+              <w:jc w:val="left"/>
+            </w:pPr>
+            <w:r>
+              <w:t xml:space="preserve">(logged as the reason for his "one complete answer, first time" rule)</w:t>
+            </w:r>
+          </w:p>
+        </w:tc>
+      </w:tr>
+      <w:tr>
+        <w:tc>
+          <w:tcPr/>
+          <w:p>
+            <w:pPr>
+              <w:pStyle w:val="Compact"/>
+              <w:jc w:val="left"/>
+            </w:pPr>
+            <w:r>
+              <w:t xml:space="preserve">Sept 30</w:t>
+            </w:r>
+          </w:p>
+        </w:tc>
+        <w:tc>
+          <w:tcPr/>
+          <w:p>
+            <w:pPr>
+              <w:pStyle w:val="Compact"/>
+              <w:jc w:val="left"/>
+            </w:pPr>
+            <w:r>
+              <w:t xml:space="preserve">GitHub connection: tokens that the system could never accept.</w:t>
+            </w:r>
+          </w:p>
+        </w:tc>
+        <w:tc>
+          <w:tcPr/>
+          <w:p>
+            <w:pPr>
+              <w:pStyle w:val="Compact"/>
+              <w:jc w:val="left"/>
+            </w:pPr>
+            <w:r>
+              <w:t xml:space="preserve">about an hour</w:t>
+            </w:r>
+          </w:p>
+        </w:tc>
+        <w:tc>
+          <w:tcPr/>
+          <w:p>
+            <w:pPr>
+              <w:pStyle w:val="Compact"/>
+              <w:jc w:val="left"/>
+            </w:pPr>
+            <w:r>
+              <w:t xml:space="preserve">(logged in his records)</w:t>
+            </w:r>
+          </w:p>
+        </w:tc>
+      </w:tr>
+      <w:tr>
+        <w:tc>
+          <w:tcPr/>
+          <w:p>
+            <w:pPr>
+              <w:pStyle w:val="Compact"/>
+              <w:jc w:val="left"/>
+            </w:pPr>
+            <w:r>
+              <w:t xml:space="preserve">Oct 14</w:t>
+            </w:r>
+          </w:p>
+        </w:tc>
+        <w:tc>
+          <w:tcPr/>
+          <w:p>
+            <w:pPr>
+              <w:pStyle w:val="Compact"/>
+              <w:jc w:val="left"/>
+            </w:pPr>
+            <w:r>
+              <w:t xml:space="preserve">Asked a town manager's salary. Claude said it couldn't be found and told him to call the clerk or file a FOIA. When pushed, it found it in the council minutes.</w:t>
+            </w:r>
+          </w:p>
+        </w:tc>
+        <w:tc>
+          <w:tcPr/>
+          <w:p>
+            <w:pPr>
+              <w:pStyle w:val="Compact"/>
+              <w:jc w:val="left"/>
+            </w:pPr>
+            <w:r>
+              <w:t xml:space="preserve">(repeated pattern)</w:t>
+            </w:r>
+          </w:p>
+        </w:tc>
+        <w:tc>
+          <w:tcPr/>
+          <w:p>
+            <w:pPr>
+              <w:pStyle w:val="Compact"/>
+              <w:jc w:val="left"/>
+            </w:pPr>
             <w:r>
               <w:rPr>
                 <w:iCs/>
                 <w:i/>
               </w:rPr>
-              <w:t xml:space="preserve">”</w:t>
+              <w:t xml:space="preserve">"You have the entire universe of knowledge at your fingertips. Yet you always come back and tell me to do shit. And then when I push back on it, you go fucking find the answer."</w:t>
             </w:r>
           </w:p>
         </w:tc>
@@ -417,43 +535,31 @@
               <w:jc w:val="left"/>
             </w:pPr>
             <w:r>
-              <w:t xml:space="preserve">Oct 23</w:t>
-            </w:r>
-          </w:p>
-        </w:tc>
-        <w:tc>
-          <w:tcPr/>
-          <w:p>
-            <w:pPr>
-              <w:pStyle w:val="Compact"/>
-              <w:jc w:val="left"/>
-            </w:pPr>
-            <w:r>
-              <w:t xml:space="preserve">Three gaylords of store security tags from a Goody’s closeout. Claude first called them insulation washers from the photo, then spent 20+ minutes on sizes and brands. One Google search (</w:t>
-            </w:r>
-            <w:r>
-              <w:t xml:space="preserve">“</w:t>
-            </w:r>
-            <w:r>
-              <w:t xml:space="preserve">what tags did Goody’s use</w:t>
-            </w:r>
-            <w:r>
-              <w:t xml:space="preserve">”</w:t>
-            </w:r>
-            <w:r>
-              <w:t xml:space="preserve">) gave 8.2 MHz instantly.</w:t>
-            </w:r>
-          </w:p>
-        </w:tc>
-        <w:tc>
-          <w:tcPr/>
-          <w:p>
-            <w:pPr>
-              <w:pStyle w:val="Compact"/>
-              <w:jc w:val="left"/>
-            </w:pPr>
-            <w:r>
-              <w:t xml:space="preserve">about 45 minutes</w:t>
+              <w:t xml:space="preserve">Sept 7</w:t>
+            </w:r>
+          </w:p>
+        </w:tc>
+        <w:tc>
+          <w:tcPr/>
+          <w:p>
+            <w:pPr>
+              <w:pStyle w:val="Compact"/>
+              <w:jc w:val="left"/>
+            </w:pPr>
+            <w:r>
+              <w:t xml:space="preserve">A new drill press priced at $175–250 from memory. Real retail: $599.97.</w:t>
+            </w:r>
+          </w:p>
+        </w:tc>
+        <w:tc>
+          <w:tcPr/>
+          <w:p>
+            <w:pPr>
+              <w:pStyle w:val="Compact"/>
+              <w:jc w:val="left"/>
+            </w:pPr>
+            <w:r>
+              <w:t xml:space="preserve">(repeated pattern)</w:t>
             </w:r>
           </w:p>
         </w:tc>
@@ -469,275 +575,7 @@
                 <w:iCs/>
                 <w:i/>
               </w:rPr>
-              <w:t xml:space="preserve">“</w:t>
-            </w:r>
-            <w:r>
-              <w:rPr>
-                <w:iCs/>
-                <w:i/>
-              </w:rPr>
-              <w:t xml:space="preserve">I spent a goddamn 45 minutes with you to get the fucking half-ass shit I fucking got. This is Google’s free fucking app.</w:t>
-            </w:r>
-            <w:r>
-              <w:rPr>
-                <w:iCs/>
-                <w:i/>
-              </w:rPr>
-              <w:t xml:space="preserve">”</w:t>
-            </w:r>
-          </w:p>
-        </w:tc>
-      </w:tr>
-      <w:tr>
-        <w:tc>
-          <w:tcPr/>
-          <w:p>
-            <w:pPr>
-              <w:pStyle w:val="Compact"/>
-              <w:jc w:val="left"/>
-            </w:pPr>
-            <w:r>
-              <w:t xml:space="preserve">Oct 2</w:t>
-            </w:r>
-          </w:p>
-        </w:tc>
-        <w:tc>
-          <w:tcPr/>
-          <w:p>
-            <w:pPr>
-              <w:pStyle w:val="Compact"/>
-              <w:jc w:val="left"/>
-            </w:pPr>
-            <w:r>
-              <w:t xml:space="preserve">DNS records for his email domain. Instructions given piece by piece, fields missing, list changed midstream.</w:t>
-            </w:r>
-          </w:p>
-        </w:tc>
-        <w:tc>
-          <w:tcPr/>
-          <w:p>
-            <w:pPr>
-              <w:pStyle w:val="Compact"/>
-              <w:jc w:val="left"/>
-            </w:pPr>
-            <w:r>
-              <w:t xml:space="preserve">30+ minutes (should have been 5)</w:t>
-            </w:r>
-          </w:p>
-        </w:tc>
-        <w:tc>
-          <w:tcPr/>
-          <w:p>
-            <w:pPr>
-              <w:pStyle w:val="Compact"/>
-              <w:jc w:val="left"/>
-            </w:pPr>
-            <w:r>
-              <w:t xml:space="preserve">(logged as the reason for his</w:t>
-            </w:r>
-            <w:r>
-              <w:t xml:space="preserve"> </w:t>
-            </w:r>
-            <w:r>
-              <w:t xml:space="preserve">“</w:t>
-            </w:r>
-            <w:r>
-              <w:t xml:space="preserve">one complete answer, first time</w:t>
-            </w:r>
-            <w:r>
-              <w:t xml:space="preserve">”</w:t>
-            </w:r>
-            <w:r>
-              <w:t xml:space="preserve"> </w:t>
-            </w:r>
-            <w:r>
-              <w:t xml:space="preserve">rule)</w:t>
-            </w:r>
-          </w:p>
-        </w:tc>
-      </w:tr>
-      <w:tr>
-        <w:tc>
-          <w:tcPr/>
-          <w:p>
-            <w:pPr>
-              <w:pStyle w:val="Compact"/>
-              <w:jc w:val="left"/>
-            </w:pPr>
-            <w:r>
-              <w:t xml:space="preserve">Sept 30</w:t>
-            </w:r>
-          </w:p>
-        </w:tc>
-        <w:tc>
-          <w:tcPr/>
-          <w:p>
-            <w:pPr>
-              <w:pStyle w:val="Compact"/>
-              <w:jc w:val="left"/>
-            </w:pPr>
-            <w:r>
-              <w:t xml:space="preserve">GitHub connection: tokens that the system could never accept.</w:t>
-            </w:r>
-          </w:p>
-        </w:tc>
-        <w:tc>
-          <w:tcPr/>
-          <w:p>
-            <w:pPr>
-              <w:pStyle w:val="Compact"/>
-              <w:jc w:val="left"/>
-            </w:pPr>
-            <w:r>
-              <w:t xml:space="preserve">about an hour</w:t>
-            </w:r>
-          </w:p>
-        </w:tc>
-        <w:tc>
-          <w:tcPr/>
-          <w:p>
-            <w:pPr>
-              <w:pStyle w:val="Compact"/>
-              <w:jc w:val="left"/>
-            </w:pPr>
-            <w:r>
-              <w:t xml:space="preserve">(logged in his records)</w:t>
-            </w:r>
-          </w:p>
-        </w:tc>
-      </w:tr>
-      <w:tr>
-        <w:tc>
-          <w:tcPr/>
-          <w:p>
-            <w:pPr>
-              <w:pStyle w:val="Compact"/>
-              <w:jc w:val="left"/>
-            </w:pPr>
-            <w:r>
-              <w:t xml:space="preserve">Oct 14</w:t>
-            </w:r>
-          </w:p>
-        </w:tc>
-        <w:tc>
-          <w:tcPr/>
-          <w:p>
-            <w:pPr>
-              <w:pStyle w:val="Compact"/>
-              <w:jc w:val="left"/>
-            </w:pPr>
-            <w:r>
-              <w:t xml:space="preserve">Asked a town manager’s salary. Claude said it couldn’t be found and told him to call the clerk or file a FOIA. When pushed, it found it in the council minutes.</w:t>
-            </w:r>
-          </w:p>
-        </w:tc>
-        <w:tc>
-          <w:tcPr/>
-          <w:p>
-            <w:pPr>
-              <w:pStyle w:val="Compact"/>
-              <w:jc w:val="left"/>
-            </w:pPr>
-            <w:r>
-              <w:t xml:space="preserve">(repeated pattern)</w:t>
-            </w:r>
-          </w:p>
-        </w:tc>
-        <w:tc>
-          <w:tcPr/>
-          <w:p>
-            <w:pPr>
-              <w:pStyle w:val="Compact"/>
-              <w:jc w:val="left"/>
-            </w:pPr>
-            <w:r>
-              <w:rPr>
-                <w:iCs/>
-                <w:i/>
-              </w:rPr>
-              <w:t xml:space="preserve">“</w:t>
-            </w:r>
-            <w:r>
-              <w:rPr>
-                <w:iCs/>
-                <w:i/>
-              </w:rPr>
-              <w:t xml:space="preserve">You have the entire universe of knowledge at your fingertips. Yet you always come back and tell me to do shit. And then when I push back on it, you go fucking find the answer.</w:t>
-            </w:r>
-            <w:r>
-              <w:rPr>
-                <w:iCs/>
-                <w:i/>
-              </w:rPr>
-              <w:t xml:space="preserve">”</w:t>
-            </w:r>
-          </w:p>
-        </w:tc>
-      </w:tr>
-      <w:tr>
-        <w:tc>
-          <w:tcPr/>
-          <w:p>
-            <w:pPr>
-              <w:pStyle w:val="Compact"/>
-              <w:jc w:val="left"/>
-            </w:pPr>
-            <w:r>
-              <w:t xml:space="preserve">Sept 7</w:t>
-            </w:r>
-          </w:p>
-        </w:tc>
-        <w:tc>
-          <w:tcPr/>
-          <w:p>
-            <w:pPr>
-              <w:pStyle w:val="Compact"/>
-              <w:jc w:val="left"/>
-            </w:pPr>
-            <w:r>
-              <w:t xml:space="preserve">A new drill press priced at $175–250 from memory. Real retail: $599.97.</w:t>
-            </w:r>
-          </w:p>
-        </w:tc>
-        <w:tc>
-          <w:tcPr/>
-          <w:p>
-            <w:pPr>
-              <w:pStyle w:val="Compact"/>
-              <w:jc w:val="left"/>
-            </w:pPr>
-            <w:r>
-              <w:t xml:space="preserve">(repeated pattern)</w:t>
-            </w:r>
-          </w:p>
-        </w:tc>
-        <w:tc>
-          <w:tcPr/>
-          <w:p>
-            <w:pPr>
-              <w:pStyle w:val="Compact"/>
-              <w:jc w:val="left"/>
-            </w:pPr>
-            <w:r>
-              <w:rPr>
-                <w:iCs/>
-                <w:i/>
-              </w:rPr>
-              <w:t xml:space="preserve">“</w:t>
-            </w:r>
-            <w:r>
-              <w:rPr>
-                <w:iCs/>
-                <w:i/>
-              </w:rPr>
-              <w:t xml:space="preserve">You need to stop guessing. That’s that’s bullshit. … I don’t ask you to guess. You need to go out and look on the Internet.</w:t>
-            </w:r>
-            <w:r>
-              <w:rPr>
-                <w:iCs/>
-                <w:i/>
-              </w:rPr>
-              <w:t xml:space="preserve">”</w:t>
+              <w:t xml:space="preserve">"You need to stop guessing. That's that's bullshit. … I don't ask you to guess. You need to go out and look on the Internet."</w:t>
             </w:r>
           </w:p>
         </w:tc>
@@ -762,7 +600,7 @@
           <w:bCs/>
           <w:b/>
         </w:rPr>
-        <w:t xml:space="preserve">From his app build records (the App Builder’s Playbook):</w:t>
+        <w:t xml:space="preserve">From his app build records (the App Builder's Playbook):</w:t>
       </w:r>
     </w:p>
     <w:p>
@@ -794,21 +632,7 @@
           <w:iCs/>
           <w:i/>
         </w:rPr>
-        <w:t xml:space="preserve">“</w:t>
-      </w:r>
-      <w:r>
-        <w:rPr>
-          <w:iCs/>
-          <w:i/>
-        </w:rPr>
-        <w:t xml:space="preserve">I don’t ask you to guess. You need to go out and look on the Internet.</w:t>
-      </w:r>
-      <w:r>
-        <w:rPr>
-          <w:iCs/>
-          <w:i/>
-        </w:rPr>
-        <w:t xml:space="preserve">”</w:t>
+        <w:t xml:space="preserve">"I don't ask you to guess. You need to go out and look on the Internet."</w:t>
       </w:r>
     </w:p>
     <w:p>
@@ -840,21 +664,7 @@
           <w:iCs/>
           <w:i/>
         </w:rPr>
-        <w:t xml:space="preserve">“</w:t>
-      </w:r>
-      <w:r>
-        <w:rPr>
-          <w:iCs/>
-          <w:i/>
-        </w:rPr>
-        <w:t xml:space="preserve">Those comparison photos don’t even have a fucking anything close to looking the same.</w:t>
-      </w:r>
-      <w:r>
-        <w:rPr>
-          <w:iCs/>
-          <w:i/>
-        </w:rPr>
-        <w:t xml:space="preserve">”</w:t>
+        <w:t xml:space="preserve">"Those comparison photos don't even have a fucking anything close to looking the same."</w:t>
       </w:r>
     </w:p>
     <w:p>
@@ -924,21 +734,7 @@
           <w:iCs/>
           <w:i/>
         </w:rPr>
-        <w:t xml:space="preserve">“</w:t>
-      </w:r>
-      <w:r>
-        <w:rPr>
-          <w:iCs/>
-          <w:i/>
-        </w:rPr>
-        <w:t xml:space="preserve">You should know exactly … this shouldn’t even ever happen.</w:t>
-      </w:r>
-      <w:r>
-        <w:rPr>
-          <w:iCs/>
-          <w:i/>
-        </w:rPr>
-        <w:t xml:space="preserve">”</w:t>
+        <w:t xml:space="preserve">"You should know exactly … this shouldn't even ever happen."</w:t>
       </w:r>
     </w:p>
     <w:p>
@@ -954,49 +750,7 @@
           <w:bCs/>
           <w:b/>
         </w:rPr>
-        <w:t xml:space="preserve">T-24. Sent him to</w:t>
-      </w:r>
-      <w:r>
-        <w:rPr>
-          <w:bCs/>
-          <w:b/>
-        </w:rPr>
-        <w:t xml:space="preserve"> </w:t>
-      </w:r>
-      <w:r>
-        <w:rPr>
-          <w:bCs/>
-          <w:b/>
-        </w:rPr>
-        <w:t xml:space="preserve">“</w:t>
-      </w:r>
-      <w:r>
-        <w:rPr>
-          <w:bCs/>
-          <w:b/>
-        </w:rPr>
-        <w:t xml:space="preserve">go look it up</w:t>
-      </w:r>
-      <w:r>
-        <w:rPr>
-          <w:bCs/>
-          <w:b/>
-        </w:rPr>
-        <w:t xml:space="preserve">”</w:t>
-      </w:r>
-      <w:r>
-        <w:rPr>
-          <w:bCs/>
-          <w:b/>
-        </w:rPr>
-        <w:t xml:space="preserve"> </w:t>
-      </w:r>
-      <w:r>
-        <w:rPr>
-          <w:bCs/>
-          <w:b/>
-        </w:rPr>
-        <w:t xml:space="preserve">(Sept 30).</w:t>
+        <w:t xml:space="preserve">T-24. Sent him to "go look it up" (Sept 30).</w:t>
       </w:r>
       <w:r>
         <w:t xml:space="preserve"> </w:t>
@@ -1006,21 +760,7 @@
           <w:iCs/>
           <w:i/>
         </w:rPr>
-        <w:t xml:space="preserve">“</w:t>
-      </w:r>
-      <w:r>
-        <w:rPr>
-          <w:iCs/>
-          <w:i/>
-        </w:rPr>
-        <w:t xml:space="preserve">There’s so many things you say, well, go check it out … That’s why I have you.</w:t>
-      </w:r>
-      <w:r>
-        <w:rPr>
-          <w:iCs/>
-          <w:i/>
-        </w:rPr>
-        <w:t xml:space="preserve">”</w:t>
+        <w:t xml:space="preserve">"There's so many things you say, well, go check it out … That's why I have you."</w:t>
       </w:r>
     </w:p>
     <w:p>
@@ -1042,19 +782,7 @@
         <w:t xml:space="preserve"> </w:t>
       </w:r>
       <w:r>
-        <w:t xml:space="preserve">(</w:t>
-      </w:r>
-      <w:r>
-        <w:t xml:space="preserve">“</w:t>
-      </w:r>
-      <w:r>
-        <w:t xml:space="preserve">three warehouses</w:t>
-      </w:r>
-      <w:r>
-        <w:t xml:space="preserve">”</w:t>
-      </w:r>
-      <w:r>
-        <w:t xml:space="preserve">; he has one).</w:t>
+        <w:t xml:space="preserve">("three warehouses"; he has one).</w:t>
       </w:r>
     </w:p>
     <w:p>
@@ -1086,35 +814,7 @@
           <w:bCs/>
           <w:b/>
         </w:rPr>
-        <w:t xml:space="preserve">T-10. Told him a build would take</w:t>
-      </w:r>
-      <w:r>
-        <w:rPr>
-          <w:bCs/>
-          <w:b/>
-        </w:rPr>
-        <w:t xml:space="preserve"> </w:t>
-      </w:r>
-      <w:r>
-        <w:rPr>
-          <w:bCs/>
-          <w:b/>
-        </w:rPr>
-        <w:t xml:space="preserve">“</w:t>
-      </w:r>
-      <w:r>
-        <w:rPr>
-          <w:bCs/>
-          <w:b/>
-        </w:rPr>
-        <w:t xml:space="preserve">a couple of weeks.</w:t>
-      </w:r>
-      <w:r>
-        <w:rPr>
-          <w:bCs/>
-          <w:b/>
-        </w:rPr>
-        <w:t xml:space="preserve">”</w:t>
+        <w:t xml:space="preserve">T-10. Told him a build would take "a couple of weeks."</w:t>
       </w:r>
       <w:r>
         <w:t xml:space="preserve"> </w:t>
@@ -1124,21 +824,7 @@
           <w:iCs/>
           <w:i/>
         </w:rPr>
-        <w:t xml:space="preserve">“</w:t>
-      </w:r>
-      <w:r>
-        <w:rPr>
-          <w:iCs/>
-          <w:i/>
-        </w:rPr>
-        <w:t xml:space="preserve">How could that take two weeks? We could do it all now.</w:t>
-      </w:r>
-      <w:r>
-        <w:rPr>
-          <w:iCs/>
-          <w:i/>
-        </w:rPr>
-        <w:t xml:space="preserve">”</w:t>
+        <w:t xml:space="preserve">"How could that take two weeks? We could do it all now."</w:t>
       </w:r>
     </w:p>
     <w:p>
@@ -1154,35 +840,7 @@
           <w:bCs/>
           <w:b/>
         </w:rPr>
-        <w:t xml:space="preserve">T-12. Held features for</w:t>
-      </w:r>
-      <w:r>
-        <w:rPr>
-          <w:bCs/>
-          <w:b/>
-        </w:rPr>
-        <w:t xml:space="preserve"> </w:t>
-      </w:r>
-      <w:r>
-        <w:rPr>
-          <w:bCs/>
-          <w:b/>
-        </w:rPr>
-        <w:t xml:space="preserve">“</w:t>
-      </w:r>
-      <w:r>
-        <w:rPr>
-          <w:bCs/>
-          <w:b/>
-        </w:rPr>
-        <w:t xml:space="preserve">later.</w:t>
-      </w:r>
-      <w:r>
-        <w:rPr>
-          <w:bCs/>
-          <w:b/>
-        </w:rPr>
-        <w:t xml:space="preserve">”</w:t>
+        <w:t xml:space="preserve">T-12. Held features for "later."</w:t>
       </w:r>
       <w:r>
         <w:t xml:space="preserve"> </w:t>
@@ -1192,21 +850,7 @@
           <w:iCs/>
           <w:i/>
         </w:rPr>
-        <w:t xml:space="preserve">“</w:t>
-      </w:r>
-      <w:r>
-        <w:rPr>
-          <w:iCs/>
-          <w:i/>
-        </w:rPr>
-        <w:t xml:space="preserve">We don’t wait and should add. We do it all now and make the thing complete.</w:t>
-      </w:r>
-      <w:r>
-        <w:rPr>
-          <w:iCs/>
-          <w:i/>
-        </w:rPr>
-        <w:t xml:space="preserve">”</w:t>
+        <w:t xml:space="preserve">"We don't wait and should add. We do it all now and make the thing complete."</w:t>
       </w:r>
     </w:p>
     <w:p>
@@ -1222,7 +866,7 @@
           <w:bCs/>
           <w:b/>
         </w:rPr>
-        <w:t xml:space="preserve">T-13. He thought a rule was saved; it wasn’t.</w:t>
+        <w:t xml:space="preserve">T-13. He thought a rule was saved; it wasn't.</w:t>
       </w:r>
     </w:p>
     <w:p>
@@ -1248,21 +892,7 @@
           <w:iCs/>
           <w:i/>
         </w:rPr>
-        <w:t xml:space="preserve">“</w:t>
-      </w:r>
-      <w:r>
-        <w:rPr>
-          <w:iCs/>
-          <w:i/>
-        </w:rPr>
-        <w:t xml:space="preserve">some of this stuff seems like trivial shit.</w:t>
-      </w:r>
-      <w:r>
-        <w:rPr>
-          <w:iCs/>
-          <w:i/>
-        </w:rPr>
-        <w:t xml:space="preserve">”</w:t>
+        <w:t xml:space="preserve">"some of this stuff seems like trivial shit."</w:t>
       </w:r>
     </w:p>
     <w:p>
@@ -1278,7 +908,7 @@
           <w:bCs/>
           <w:b/>
         </w:rPr>
-        <w:t xml:space="preserve">T-22. Sent him hunting for a setting that wasn’t there.</w:t>
+        <w:t xml:space="preserve">T-22. Sent him hunting for a setting that wasn't there.</w:t>
       </w:r>
       <w:r>
         <w:t xml:space="preserve"> </w:t>
@@ -1288,21 +918,7 @@
           <w:iCs/>
           <w:i/>
         </w:rPr>
-        <w:t xml:space="preserve">“</w:t>
-      </w:r>
-      <w:r>
-        <w:rPr>
-          <w:iCs/>
-          <w:i/>
-        </w:rPr>
-        <w:t xml:space="preserve">Look, it’s not fucking there.</w:t>
-      </w:r>
-      <w:r>
-        <w:rPr>
-          <w:iCs/>
-          <w:i/>
-        </w:rPr>
-        <w:t xml:space="preserve">”</w:t>
+        <w:t xml:space="preserve">"Look, it's not fucking there."</w:t>
       </w:r>
     </w:p>
     <w:p>
@@ -1318,7 +934,7 @@
           <w:bCs/>
           <w:b/>
         </w:rPr>
-        <w:t xml:space="preserve">T-35. Told him to reconnect an account when the error was in Claude’s own call.</w:t>
+        <w:t xml:space="preserve">T-35. Told him to reconnect an account when the error was in Claude's own call.</w:t>
       </w:r>
     </w:p>
     <w:p>
@@ -1344,21 +960,7 @@
           <w:iCs/>
           <w:i/>
         </w:rPr>
-        <w:t xml:space="preserve">“</w:t>
-      </w:r>
-      <w:r>
-        <w:rPr>
-          <w:iCs/>
-          <w:i/>
-        </w:rPr>
-        <w:t xml:space="preserve">it puts all my fucking shit in there</w:t>
-      </w:r>
-      <w:r>
-        <w:rPr>
-          <w:iCs/>
-          <w:i/>
-        </w:rPr>
-        <w:t xml:space="preserve">”</w:t>
+        <w:t xml:space="preserve">"it puts all my fucking shit in there"</w:t>
       </w:r>
     </w:p>
     <w:p>
@@ -1384,21 +986,7 @@
           <w:iCs/>
           <w:i/>
         </w:rPr>
-        <w:t xml:space="preserve">“</w:t>
-      </w:r>
-      <w:r>
-        <w:rPr>
-          <w:iCs/>
-          <w:i/>
-        </w:rPr>
-        <w:t xml:space="preserve">I ask you to change one thing and you change a fucking other thing.</w:t>
-      </w:r>
-      <w:r>
-        <w:rPr>
-          <w:iCs/>
-          <w:i/>
-        </w:rPr>
-        <w:t xml:space="preserve">”</w:t>
+        <w:t xml:space="preserve">"I ask you to change one thing and you change a fucking other thing."</w:t>
       </w:r>
     </w:p>
     <w:p>
@@ -1414,49 +1002,7 @@
           <w:bCs/>
           <w:b/>
         </w:rPr>
-        <w:t xml:space="preserve">T-62. A button he asked for</w:t>
-      </w:r>
-      <w:r>
-        <w:rPr>
-          <w:bCs/>
-          <w:b/>
-        </w:rPr>
-        <w:t xml:space="preserve"> </w:t>
-      </w:r>
-      <w:r>
-        <w:rPr>
-          <w:bCs/>
-          <w:b/>
-        </w:rPr>
-        <w:t xml:space="preserve">“</w:t>
-      </w:r>
-      <w:r>
-        <w:rPr>
-          <w:bCs/>
-          <w:b/>
-        </w:rPr>
-        <w:t xml:space="preserve">several times</w:t>
-      </w:r>
-      <w:r>
-        <w:rPr>
-          <w:bCs/>
-          <w:b/>
-        </w:rPr>
-        <w:t xml:space="preserve">”</w:t>
-      </w:r>
-      <w:r>
-        <w:rPr>
-          <w:bCs/>
-          <w:b/>
-        </w:rPr>
-        <w:t xml:space="preserve"> </w:t>
-      </w:r>
-      <w:r>
-        <w:rPr>
-          <w:bCs/>
-          <w:b/>
-        </w:rPr>
-        <w:t xml:space="preserve">only appeared on one path to the page.</w:t>
+        <w:t xml:space="preserve">T-62. A button he asked for "several times" only appeared on one path to the page.</w:t>
       </w:r>
     </w:p>
     <w:p>
@@ -1506,7 +1052,7 @@
     <w:tbl>
       <w:tblPr>
         <w:tblStyle w:val="Table"/>
-        <w:tblW w:type="pct" w:w="5000"/>
+        <w:tblW w:type="auto" w:w="0"/>
         <w:tblLook w:firstRow="1" w:lastRow="0" w:firstColumn="0" w:lastColumn="0" w:noHBand="0" w:noVBand="0" w:val="0020"/>
         <w:jc w:val="start"/>
       </w:tblPr>
@@ -1614,13 +1160,7 @@
               <w:jc w:val="left"/>
             </w:pPr>
             <w:r>
-              <w:t xml:space="preserve">“</w:t>
-            </w:r>
-            <w:r>
-              <w:t xml:space="preserve">I don’t care about Europe proces do a full search</w:t>
-            </w:r>
-            <w:r>
-              <w:t xml:space="preserve">”</w:t>
+              <w:t xml:space="preserve">"I don't care about Europe proces do a full search"</w:t>
             </w:r>
           </w:p>
         </w:tc>
@@ -1670,13 +1210,7 @@
               <w:jc w:val="left"/>
             </w:pPr>
             <w:r>
-              <w:t xml:space="preserve">“</w:t>
-            </w:r>
-            <w:r>
-              <w:t xml:space="preserve">You need to stop guessing. That’s that’s bullshit.</w:t>
-            </w:r>
-            <w:r>
-              <w:t xml:space="preserve">”</w:t>
+              <w:t xml:space="preserve">"You need to stop guessing. That's that's bullshit."</w:t>
             </w:r>
           </w:p>
         </w:tc>
@@ -1726,13 +1260,7 @@
               <w:jc w:val="left"/>
             </w:pPr>
             <w:r>
-              <w:t xml:space="preserve">“</w:t>
-            </w:r>
-            <w:r>
-              <w:t xml:space="preserve">how hard is it to understand what these are?</w:t>
-            </w:r>
-            <w:r>
-              <w:t xml:space="preserve">”</w:t>
+              <w:t xml:space="preserve">"how hard is it to understand what these are?"</w:t>
             </w:r>
           </w:p>
         </w:tc>
@@ -1782,13 +1310,7 @@
               <w:jc w:val="left"/>
             </w:pPr>
             <w:r>
-              <w:t xml:space="preserve">“</w:t>
-            </w:r>
-            <w:r>
-              <w:t xml:space="preserve">Just, just Amazon or something.</w:t>
-            </w:r>
-            <w:r>
-              <w:t xml:space="preserve">”</w:t>
+              <w:t xml:space="preserve">"Just, just Amazon or something."</w:t>
             </w:r>
           </w:p>
         </w:tc>
@@ -1838,13 +1360,7 @@
               <w:jc w:val="left"/>
             </w:pPr>
             <w:r>
-              <w:t xml:space="preserve">“</w:t>
-            </w:r>
-            <w:r>
-              <w:t xml:space="preserve">there is no scratches on the screen</w:t>
-            </w:r>
-            <w:r>
-              <w:t xml:space="preserve">”</w:t>
+              <w:t xml:space="preserve">"there is no scratches on the screen"</w:t>
             </w:r>
           </w:p>
         </w:tc>
@@ -1894,13 +1410,7 @@
               <w:jc w:val="left"/>
             </w:pPr>
             <w:r>
-              <w:t xml:space="preserve">“</w:t>
-            </w:r>
-            <w:r>
-              <w:t xml:space="preserve">that’s what I use this on. They all fit the same.</w:t>
-            </w:r>
-            <w:r>
-              <w:t xml:space="preserve">”</w:t>
+              <w:t xml:space="preserve">"that's what I use this on. They all fit the same."</w:t>
             </w:r>
           </w:p>
         </w:tc>
@@ -1950,13 +1460,7 @@
               <w:jc w:val="left"/>
             </w:pPr>
             <w:r>
-              <w:t xml:space="preserve">“</w:t>
-            </w:r>
-            <w:r>
-              <w:t xml:space="preserve">it doesn’t seem like it’s really taking the scratches off</w:t>
-            </w:r>
-            <w:r>
-              <w:t xml:space="preserve">”</w:t>
+              <w:t xml:space="preserve">"it doesn't seem like it's really taking the scratches off"</w:t>
             </w:r>
           </w:p>
         </w:tc>
@@ -1994,25 +1498,19 @@
               <w:jc w:val="left"/>
             </w:pPr>
             <w:r>
-              <w:t xml:space="preserve">Didn’t price the photo he sent</w:t>
-            </w:r>
-          </w:p>
-        </w:tc>
-        <w:tc>
-          <w:tcPr/>
-          <w:p>
-            <w:pPr>
-              <w:pStyle w:val="Compact"/>
-              <w:jc w:val="left"/>
-            </w:pPr>
-            <w:r>
-              <w:t xml:space="preserve">“</w:t>
-            </w:r>
-            <w:r>
-              <w:t xml:space="preserve">You never answer what those speakers are worth</w:t>
-            </w:r>
-            <w:r>
-              <w:t xml:space="preserve">”</w:t>
+              <w:t xml:space="preserve">Didn't price the photo he sent</w:t>
+            </w:r>
+          </w:p>
+        </w:tc>
+        <w:tc>
+          <w:tcPr/>
+          <w:p>
+            <w:pPr>
+              <w:pStyle w:val="Compact"/>
+              <w:jc w:val="left"/>
+            </w:pPr>
+            <w:r>
+              <w:t xml:space="preserve">"You never answer what those speakers are worth"</w:t>
             </w:r>
           </w:p>
         </w:tc>
@@ -2062,13 +1560,7 @@
               <w:jc w:val="left"/>
             </w:pPr>
             <w:r>
-              <w:t xml:space="preserve">“</w:t>
-            </w:r>
-            <w:r>
-              <w:t xml:space="preserve">give me the ready copy paste ready listing</w:t>
-            </w:r>
-            <w:r>
-              <w:t xml:space="preserve">”</w:t>
+              <w:t xml:space="preserve">"give me the ready copy paste ready listing"</w:t>
             </w:r>
           </w:p>
         </w:tc>
@@ -2118,13 +1610,7 @@
               <w:jc w:val="left"/>
             </w:pPr>
             <w:r>
-              <w:t xml:space="preserve">“</w:t>
-            </w:r>
-            <w:r>
-              <w:t xml:space="preserve">you always come back and tell me to do shit</w:t>
-            </w:r>
-            <w:r>
-              <w:t xml:space="preserve">”</w:t>
+              <w:t xml:space="preserve">"you always come back and tell me to do shit"</w:t>
             </w:r>
           </w:p>
         </w:tc>
@@ -2174,13 +1660,7 @@
               <w:jc w:val="left"/>
             </w:pPr>
             <w:r>
-              <w:t xml:space="preserve">“</w:t>
-            </w:r>
-            <w:r>
-              <w:t xml:space="preserve">You didn’t give me prices.</w:t>
-            </w:r>
-            <w:r>
-              <w:t xml:space="preserve">”</w:t>
+              <w:t xml:space="preserve">"You didn't give me prices."</w:t>
             </w:r>
           </w:p>
         </w:tc>
@@ -2230,13 +1710,7 @@
               <w:jc w:val="left"/>
             </w:pPr>
             <w:r>
-              <w:t xml:space="preserve">“</w:t>
-            </w:r>
-            <w:r>
-              <w:t xml:space="preserve">You’re saying I can only get 250 out of all this?</w:t>
-            </w:r>
-            <w:r>
-              <w:t xml:space="preserve">”</w:t>
+              <w:t xml:space="preserve">"You're saying I can only get 250 out of all this?"</w:t>
             </w:r>
           </w:p>
         </w:tc>
@@ -2286,13 +1760,7 @@
               <w:jc w:val="left"/>
             </w:pPr>
             <w:r>
-              <w:t xml:space="preserve">“</w:t>
-            </w:r>
-            <w:r>
-              <w:t xml:space="preserve">Give me the fucking price. Quit fucking off.</w:t>
-            </w:r>
-            <w:r>
-              <w:t xml:space="preserve">”</w:t>
+              <w:t xml:space="preserve">"Give me the fucking price. Quit fucking off."</w:t>
             </w:r>
           </w:p>
         </w:tc>
@@ -2342,13 +1810,7 @@
               <w:jc w:val="left"/>
             </w:pPr>
             <w:r>
-              <w:t xml:space="preserve">“</w:t>
-            </w:r>
-            <w:r>
-              <w:t xml:space="preserve">What’s the fucking answer?</w:t>
-            </w:r>
-            <w:r>
-              <w:t xml:space="preserve">”</w:t>
+              <w:t xml:space="preserve">"What's the fucking answer?"</w:t>
             </w:r>
           </w:p>
         </w:tc>
@@ -2386,25 +1848,19 @@
               <w:jc w:val="left"/>
             </w:pPr>
             <w:r>
-              <w:t xml:space="preserve">Didn’t know Dispatch, offered guesses</w:t>
-            </w:r>
-          </w:p>
-        </w:tc>
-        <w:tc>
-          <w:tcPr/>
-          <w:p>
-            <w:pPr>
-              <w:pStyle w:val="Compact"/>
-              <w:jc w:val="left"/>
-            </w:pPr>
-            <w:r>
-              <w:t xml:space="preserve">“</w:t>
-            </w:r>
-            <w:r>
-              <w:t xml:space="preserve">stop fucking around. Where’s the dispatch button?</w:t>
-            </w:r>
-            <w:r>
-              <w:t xml:space="preserve">”</w:t>
+              <w:t xml:space="preserve">Didn't know Dispatch, offered guesses</w:t>
+            </w:r>
+          </w:p>
+        </w:tc>
+        <w:tc>
+          <w:tcPr/>
+          <w:p>
+            <w:pPr>
+              <w:pStyle w:val="Compact"/>
+              <w:jc w:val="left"/>
+            </w:pPr>
+            <w:r>
+              <w:t xml:space="preserve">"stop fucking around. Where's the dispatch button?"</w:t>
             </w:r>
           </w:p>
         </w:tc>
@@ -2454,13 +1910,7 @@
               <w:jc w:val="left"/>
             </w:pPr>
             <w:r>
-              <w:t xml:space="preserve">“</w:t>
-            </w:r>
-            <w:r>
-              <w:t xml:space="preserve">That is a mercruiser outdrive</w:t>
-            </w:r>
-            <w:r>
-              <w:t xml:space="preserve">”</w:t>
+              <w:t xml:space="preserve">"That is a mercruiser outdrive"</w:t>
             </w:r>
           </w:p>
         </w:tc>
@@ -2541,21 +1991,7 @@
           <w:iCs/>
           <w:i/>
         </w:rPr>
-        <w:t xml:space="preserve">“</w:t>
-      </w:r>
-      <w:r>
-        <w:rPr>
-          <w:iCs/>
-          <w:i/>
-        </w:rPr>
-        <w:t xml:space="preserve">Why are you giving me a new fucking zip just because of an item lookup? That’s not how it works.</w:t>
-      </w:r>
-      <w:r>
-        <w:rPr>
-          <w:iCs/>
-          <w:i/>
-        </w:rPr>
-        <w:t xml:space="preserve">”</w:t>
+        <w:t xml:space="preserve">"Why are you giving me a new fucking zip just because of an item lookup? That's not how it works."</w:t>
       </w:r>
     </w:p>
     <w:bookmarkEnd w:id="23"/>
@@ -2577,7 +2013,7 @@
         <w:pStyle w:val="Compact"/>
       </w:pPr>
       <w:r>
-        <w:t xml:space="preserve">Search first, every time, before answering. Especially for Claude’s own apps.</w:t>
+        <w:t xml:space="preserve">Search first, every time, before answering. Especially for Claude's own apps.</w:t>
       </w:r>
     </w:p>
     <w:p>
@@ -2635,7 +2071,7 @@
         <w:pStyle w:val="Heading2"/>
       </w:pPr>
       <w:r>
-        <w:t xml:space="preserve">What he’s asking Anthropic</w:t>
+        <w:t xml:space="preserve">What he's asking Anthropic</w:t>
       </w:r>
     </w:p>
     <w:p>
@@ -2643,7 +2079,7 @@
         <w:pStyle w:val="FirstParagraph"/>
       </w:pPr>
       <w:r>
-        <w:t xml:space="preserve">Why does a paid Max subscription, with written rules loaded into every chat, keep making the same mistakes that a free search tool doesn’t? And what will be done so that rules a customer writes down are actually followed?</w:t>
+        <w:t xml:space="preserve">Why does a paid Max subscription, with written rules loaded into every chat, keep making the same mistakes that a free search tool doesn't? And what will be done so that rules a customer writes down are actually followed?</w:t>
       </w:r>
     </w:p>
     <w:bookmarkEnd w:id="25"/>
